--- a/Dumpick - Flagship - Product Launch Learning.docx
+++ b/Dumpick - Flagship - Product Launch Learning.docx
@@ -1049,7 +1049,31 @@
       </w:r>
       <w:proofErr w:type="spellEnd"/>
       <w:r>
-        <w:t xml:space="preserve"> is still live. It is an honest account of what we attempted, what we learned, and what we would do differently</w:t>
+        <w:t xml:space="preserve"> is still live. It is an honest account of what we attempted, what we learned, and what </w:t>
+      </w:r>
+      <w:r>
+        <w:t>a</w:t>
+      </w:r>
+      <w:r>
+        <w:t xml:space="preserve"> better </w:t>
+      </w:r>
+      <w:r>
+        <w:t xml:space="preserve">start </w:t>
+      </w:r>
+      <w:r>
+        <w:t xml:space="preserve">could </w:t>
+      </w:r>
+      <w:r>
+        <w:t xml:space="preserve">be </w:t>
+      </w:r>
+      <w:r>
+        <w:t xml:space="preserve">in a similar kind of </w:t>
+      </w:r>
+      <w:r>
+        <w:t xml:space="preserve">civic </w:t>
+      </w:r>
+      <w:r>
+        <w:t>project</w:t>
       </w:r>
       <w:r>
         <w:t xml:space="preserve">. We hope this document </w:t>
@@ -1139,8 +1163,20 @@
                 <w:sz w:val="20"/>
                 <w:szCs w:val="20"/>
               </w:rPr>
-              <w:t>A distribution trigger needs to complete</w:t>
-            </w:r>
+              <w:t xml:space="preserve">A distribution trigger needs to </w:t>
+            </w:r>
+            <w:proofErr w:type="gramStart"/>
+            <w:r>
+              <w:rPr>
+                <w:b/>
+                <w:bCs/>
+                <w:color w:val="1A7A6E"/>
+                <w:sz w:val="20"/>
+                <w:szCs w:val="20"/>
+              </w:rPr>
+              <w:t>complete</w:t>
+            </w:r>
+            <w:proofErr w:type="gramEnd"/>
           </w:p>
           <w:p>
             <w:pPr>
@@ -1389,8 +1425,20 @@
                 <w:sz w:val="20"/>
                 <w:szCs w:val="20"/>
               </w:rPr>
-              <w:t xml:space="preserve"> taught us about cold-starts</w:t>
-            </w:r>
+              <w:t xml:space="preserve"> taught us about </w:t>
+            </w:r>
+            <w:proofErr w:type="gramStart"/>
+            <w:r>
+              <w:rPr>
+                <w:b/>
+                <w:bCs/>
+                <w:color w:val="1A7A6E"/>
+                <w:sz w:val="20"/>
+                <w:szCs w:val="20"/>
+              </w:rPr>
+              <w:t>cold-starts</w:t>
+            </w:r>
+            <w:proofErr w:type="gramEnd"/>
           </w:p>
           <w:p>
             <w:pPr>
@@ -1772,6 +1820,9 @@
         <w:lastRenderedPageBreak/>
         <w:t>Go-to-Market: What We Tried</w:t>
       </w:r>
+      <w:r>
+        <w:t xml:space="preserve"> So Far</w:t>
+      </w:r>
     </w:p>
     <w:p>
       <w:pPr>
@@ -2377,7 +2428,15 @@
         <w:spacing w:before="80" w:after="80" w:line="276" w:lineRule="auto"/>
       </w:pPr>
       <w:r>
-        <w:t>Flyers and word-of-mouth create passive awareness. App installs require an embedded, urgent trigger: a specific event, a QR code at a hard-rubbish pile, a partner workflow that puts the app in someone’s hand at the moment they need it. Without urgency and a direct install pathway at the point of awareness, interest stays passive.</w:t>
+        <w:t xml:space="preserve">Flyers and word-of-mouth create passive awareness. App installs require an embedded, urgent trigger: a specific event, a QR code at a hard-rubbish pile, a partner workflow that puts the app in someone’s hand </w:t>
+      </w:r>
+      <w:proofErr w:type="gramStart"/>
+      <w:r>
+        <w:t>at the moment</w:t>
+      </w:r>
+      <w:proofErr w:type="gramEnd"/>
+      <w:r>
+        <w:t xml:space="preserve"> they need it. Without urgency and a direct install pathway at the point of awareness, interest stays passive.</w:t>
       </w:r>
     </w:p>
     <w:p>
@@ -2492,13 +2551,16 @@
         <w:spacing w:before="80" w:after="80" w:line="276" w:lineRule="auto"/>
       </w:pPr>
       <w:r>
-        <w:t xml:space="preserve">If we were starting over, or advising someone </w:t>
-      </w:r>
-      <w:r>
-        <w:t>to build</w:t>
-      </w:r>
-      <w:r>
-        <w:t xml:space="preserve"> a similar civic marketplace, these would be the non-negotiable lessons:</w:t>
+        <w:t xml:space="preserve">If </w:t>
+      </w:r>
+      <w:r>
+        <w:t xml:space="preserve">a social enterprise </w:t>
+      </w:r>
+      <w:r>
+        <w:t xml:space="preserve">or NFP is initiating similar kind of </w:t>
+      </w:r>
+      <w:r>
+        <w:t>civic marketplace, these would be the non-negotiable lessons:</w:t>
       </w:r>
     </w:p>
     <w:p>
@@ -2695,6 +2757,7 @@
               <w:spacing w:after="60"/>
             </w:pPr>
             <w:proofErr w:type="spellStart"/>
+            <w:proofErr w:type="gramStart"/>
             <w:r>
               <w:rPr>
                 <w:b/>
@@ -2706,6 +2769,7 @@
               <w:t>Incentivise</w:t>
             </w:r>
             <w:proofErr w:type="spellEnd"/>
+            <w:proofErr w:type="gramEnd"/>
             <w:r>
               <w:rPr>
                 <w:b/>
@@ -2987,7 +3051,23 @@
                 <w:sz w:val="20"/>
                 <w:szCs w:val="20"/>
               </w:rPr>
-              <w:t xml:space="preserve">The loop should be: post </w:t>
+              <w:t xml:space="preserve">The loop should </w:t>
+            </w:r>
+            <w:proofErr w:type="gramStart"/>
+            <w:r>
+              <w:rPr>
+                <w:sz w:val="20"/>
+                <w:szCs w:val="20"/>
+              </w:rPr>
+              <w:t>be:</w:t>
+            </w:r>
+            <w:proofErr w:type="gramEnd"/>
+            <w:r>
+              <w:rPr>
+                <w:sz w:val="20"/>
+                <w:szCs w:val="20"/>
+              </w:rPr>
+              <w:t xml:space="preserve"> post </w:t>
             </w:r>
             <w:r>
               <w:rPr>
@@ -3236,7 +3316,23 @@
         <w:t xml:space="preserve"> </w:t>
       </w:r>
       <w:r>
-        <w:t>We learned, hands-on, how volunteers behave (or don’t), how councils operate, how freelancer collaboration works across time zones, how app stores work, and how marketing limitations shape what is actually possible.</w:t>
+        <w:t xml:space="preserve">We </w:t>
+      </w:r>
+      <w:proofErr w:type="gramStart"/>
+      <w:r>
+        <w:t>learned,</w:t>
+      </w:r>
+      <w:proofErr w:type="gramEnd"/>
+      <w:r>
+        <w:t xml:space="preserve"> hands-on, how volunteers behave (or don’t), how councils operate, how freelancer collaboration works across time zones, how app stores work, and how marketing limitations shape what is </w:t>
+      </w:r>
+      <w:proofErr w:type="gramStart"/>
+      <w:r>
+        <w:t>actually possible</w:t>
+      </w:r>
+      <w:proofErr w:type="gramEnd"/>
+      <w:r>
+        <w:t>.</w:t>
       </w:r>
     </w:p>
     <w:p>
@@ -3475,6 +3571,7 @@
           </w:tcPr>
           <w:p>
             <w:proofErr w:type="spellStart"/>
+            <w:proofErr w:type="gramStart"/>
             <w:r>
               <w:rPr>
                 <w:sz w:val="20"/>
@@ -3488,7 +3585,15 @@
                 <w:sz w:val="20"/>
                 <w:szCs w:val="20"/>
               </w:rPr>
-              <w:t xml:space="preserve"> posting with gift cards or credits from the start</w:t>
+              <w:t xml:space="preserve"> posting</w:t>
+            </w:r>
+            <w:proofErr w:type="gramEnd"/>
+            <w:r>
+              <w:rPr>
+                <w:sz w:val="20"/>
+                <w:szCs w:val="20"/>
+              </w:rPr>
+              <w:t xml:space="preserve"> with gift cards or credits from the start</w:t>
             </w:r>
           </w:p>
         </w:tc>
@@ -3720,7 +3825,23 @@
                 <w:sz w:val="20"/>
                 <w:szCs w:val="20"/>
               </w:rPr>
-              <w:t>Instrument install, activation, retention from MVP day one</w:t>
+              <w:t xml:space="preserve">Instrument </w:t>
+            </w:r>
+            <w:proofErr w:type="gramStart"/>
+            <w:r>
+              <w:rPr>
+                <w:sz w:val="20"/>
+                <w:szCs w:val="20"/>
+              </w:rPr>
+              <w:t>install</w:t>
+            </w:r>
+            <w:proofErr w:type="gramEnd"/>
+            <w:r>
+              <w:rPr>
+                <w:sz w:val="20"/>
+                <w:szCs w:val="20"/>
+              </w:rPr>
+              <w:t>, activation, retention from MVP day one</w:t>
             </w:r>
           </w:p>
         </w:tc>
@@ -4201,7 +4322,23 @@
                 <w:sz w:val="20"/>
                 <w:szCs w:val="20"/>
               </w:rPr>
-              <w:t>Low cost and fast to iterate; trade-off was local testing complexity and cold-start latency</w:t>
+              <w:t xml:space="preserve">Low cost and fast to iterate; trade-off </w:t>
+            </w:r>
+            <w:proofErr w:type="gramStart"/>
+            <w:r>
+              <w:rPr>
+                <w:sz w:val="20"/>
+                <w:szCs w:val="20"/>
+              </w:rPr>
+              <w:t>was</w:t>
+            </w:r>
+            <w:proofErr w:type="gramEnd"/>
+            <w:r>
+              <w:rPr>
+                <w:sz w:val="20"/>
+                <w:szCs w:val="20"/>
+              </w:rPr>
+              <w:t xml:space="preserve"> local testing complexity and cold-start latency</w:t>
             </w:r>
           </w:p>
         </w:tc>
@@ -4503,7 +4640,23 @@
                 <w:sz w:val="20"/>
                 <w:szCs w:val="20"/>
               </w:rPr>
-              <w:t>Re-engagement when new items posted; trade-off was careful opt-in UX required</w:t>
+              <w:t xml:space="preserve">Re-engagement when new items </w:t>
+            </w:r>
+            <w:proofErr w:type="gramStart"/>
+            <w:r>
+              <w:rPr>
+                <w:sz w:val="20"/>
+                <w:szCs w:val="20"/>
+              </w:rPr>
+              <w:t>posted</w:t>
+            </w:r>
+            <w:proofErr w:type="gramEnd"/>
+            <w:r>
+              <w:rPr>
+                <w:sz w:val="20"/>
+                <w:szCs w:val="20"/>
+              </w:rPr>
+              <w:t>; trade-off was careful opt-in UX required</w:t>
             </w:r>
           </w:p>
         </w:tc>
@@ -4646,6 +4799,7 @@
         <w:t xml:space="preserve">A lightweight Java desktop harness was built to simulate client calls and validate API </w:t>
       </w:r>
       <w:proofErr w:type="spellStart"/>
+      <w:proofErr w:type="gramStart"/>
       <w:r>
         <w:t>behaviour</w:t>
       </w:r>
@@ -4654,7 +4808,11 @@
         <w:t xml:space="preserve">, </w:t>
       </w:r>
       <w:r>
-        <w:t xml:space="preserve"> particularly useful for testing </w:t>
+        <w:t xml:space="preserve"> particularly</w:t>
+      </w:r>
+      <w:proofErr w:type="gramEnd"/>
+      <w:r>
+        <w:t xml:space="preserve"> useful for testing </w:t>
       </w:r>
       <w:proofErr w:type="spellStart"/>
       <w:r>
